--- a/paper/submission_final/manuscript/Applied_Sciences_SmartMat_Final.docx
+++ b/paper/submission_final/manuscript/Applied_Sciences_SmartMat_Final.docx
@@ -27027,6 +27027,7 @@
     <w:p>
       <w:pPr>
         <w:pStyle w:val="MDPI32textnoindent"/>
+        <w:spacing w:after="120"/>
       </w:pPr>
       <w:r>
         <w:t xml:space="preserve">The following abbreviations are used in this manuscript:</w:t>
